--- a/app/templates/PLI_M46.docx
+++ b/app/templates/PLI_M46.docx
@@ -309,7 +309,6 @@
           <w:rFonts w:ascii="Arial" w:hAnsi="Arial" w:cs="Arial"/>
           <w:sz w:val="24"/>
           <w:sz-cs w:val="24"/>
-          <w:vertAlign w:val="superscript"/>
         </w:rPr>
         <w:t xml:space="preserve">________________________________________</w:t>
       </w:r>
